--- a/templates/BM4_TTQLTS_preprocessed.docx
+++ b/templates/BM4_TTQLTS_preprocessed.docx
@@ -168,10 +168,19 @@
           <w:iCs/>
           <w:sz w:val="24"/>
           <w:szCs w:val="24"/>
-        </w:rPr>
-        <w:t>Số:</w:t>
-      </w:r>
-      <w:r>
+          <w:lang w:val="vi-VN"/>
+        </w:rPr>
+        <w:t>Số: &lt;&lt; '62 - Thỏa thuận QLTS&gt;&gt;</w:t>
+      </w:r>
+    </w:p>
+    <w:p>
+      <w:pPr>
+        <w:widowControl w:val="0"/>
+        <w:tabs>
+          <w:tab w:val="right" w:pos="9072"/>
+        </w:tabs>
+        <w:spacing w:line="276" w:lineRule="auto"/>
+        <w:jc w:val="center"/>
         <w:rPr>
           <w:b/>
           <w:bCs/>
@@ -179,89 +188,28 @@
           <w:iCs/>
           <w:sz w:val="24"/>
           <w:szCs w:val="24"/>
+        </w:rPr>
+      </w:pPr>
+    </w:p>
+    <w:p>
+      <w:pPr>
+        <w:widowControl w:val="0"/>
+        <w:tabs>
+          <w:tab w:val="left" w:pos="4253"/>
+        </w:tabs>
+        <w:spacing w:line="276" w:lineRule="auto"/>
+        <w:rPr>
+          <w:sz w:val="24"/>
+          <w:szCs w:val="24"/>
+        </w:rPr>
+      </w:pPr>
+      <w:r>
+        <w:rPr>
+          <w:sz w:val="24"/>
+          <w:szCs w:val="24"/>
           <w:lang w:val="vi-VN"/>
         </w:rPr>
-        <w:t xml:space="preserve"> &lt;&lt;</w:t>
-      </w:r>
-      <w:r>
-        <w:t xml:space="preserve"> </w:t>
-      </w:r>
-      <w:r>
-        <w:rPr>
-          <w:b/>
-          <w:bCs/>
-          <w:i/>
-          <w:iCs/>
-          <w:sz w:val="24"/>
-          <w:szCs w:val="24"/>
-          <w:lang w:val="vi-VN"/>
-        </w:rPr>
-        <w:t>'62 - Thỏa thuận QLTS</w:t>
-      </w:r>
-      <w:r>
-        <w:rPr>
-          <w:b/>
-          <w:bCs/>
-          <w:i/>
-          <w:iCs/>
-          <w:sz w:val="24"/>
-          <w:szCs w:val="24"/>
-          <w:lang w:val="vi-VN"/>
-        </w:rPr>
-        <w:t>&gt;&gt;</w:t>
-      </w:r>
-    </w:p>
-    <w:p>
-      <w:pPr>
-        <w:widowControl w:val="0"/>
-        <w:tabs>
-          <w:tab w:val="right" w:pos="9072"/>
-        </w:tabs>
-        <w:spacing w:line="276" w:lineRule="auto"/>
-        <w:jc w:val="center"/>
-        <w:rPr>
-          <w:b/>
-          <w:bCs/>
-          <w:i/>
-          <w:iCs/>
-          <w:sz w:val="24"/>
-          <w:szCs w:val="24"/>
-        </w:rPr>
-      </w:pPr>
-    </w:p>
-    <w:p>
-      <w:pPr>
-        <w:widowControl w:val="0"/>
-        <w:tabs>
-          <w:tab w:val="left" w:pos="4253"/>
-        </w:tabs>
-        <w:spacing w:line="276" w:lineRule="auto"/>
-        <w:rPr>
-          <w:sz w:val="24"/>
-          <w:szCs w:val="24"/>
-        </w:rPr>
-      </w:pPr>
-      <w:r>
-        <w:rPr>
-          <w:sz w:val="24"/>
-          <w:szCs w:val="24"/>
-        </w:rPr>
-        <w:t>Hôm nay, ngày….../…../20</w:t>
-      </w:r>
-      <w:r>
-        <w:rPr>
-          <w:sz w:val="24"/>
-          <w:szCs w:val="24"/>
-          <w:lang w:val="vi-VN"/>
-        </w:rPr>
-        <w:t>…</w:t>
-      </w:r>
-      <w:r>
-        <w:rPr>
-          <w:sz w:val="24"/>
-          <w:szCs w:val="24"/>
-        </w:rPr>
-        <w:t>, tại Trụ sở Ngân hàng TMCP Đầu tư và Phát triển Việt Nam, Chi nhánh Tràng Tiền- Hà Nội, chúng tôi gồm:</w:t>
+        <w:t>Hôm nay, ngày….../…../20…, tại Trụ sở Ngân hàng TMCP Đầu tư và Phát triển Việt Nam, Chi nhánh Tràng Tiền- Hà Nội, chúng tôi gồm:</w:t>
       </w:r>
     </w:p>
     <w:p>
@@ -555,22 +503,6 @@
       </w:pPr>
       <w:r>
         <w:rPr>
-          <w:sz w:val="24"/>
-          <w:szCs w:val="24"/>
-        </w:rPr>
-        <w:t xml:space="preserve"> (</w:t>
-      </w:r>
-      <w:r>
-        <w:rPr>
-          <w:i/>
-          <w:iCs/>
-          <w:sz w:val="24"/>
-          <w:szCs w:val="24"/>
-        </w:rPr>
-        <w:t>sau đây gọi là “</w:t>
-      </w:r>
-      <w:r>
-        <w:rPr>
           <w:b/>
           <w:bCs/>
           <w:i/>
@@ -578,16 +510,7 @@
           <w:sz w:val="24"/>
           <w:szCs w:val="24"/>
         </w:rPr>
-        <w:t>Ngân Hàng</w:t>
-      </w:r>
-      <w:r>
-        <w:rPr>
-          <w:i/>
-          <w:iCs/>
-          <w:sz w:val="24"/>
-          <w:szCs w:val="24"/>
-        </w:rPr>
-        <w:t>”).</w:t>
+        <w:t xml:space="preserve"> (sau đây gọi là “Ngân Hàng”).</w:t>
       </w:r>
     </w:p>
     <w:p>
@@ -623,57 +546,9 @@
           <w:bCs/>
           <w:sz w:val="24"/>
           <w:szCs w:val="24"/>
-        </w:rPr>
-        <w:t xml:space="preserve">CÔNG TY </w:t>
-      </w:r>
-      <w:r>
-        <w:rPr>
-          <w:b/>
-          <w:bCs/>
-          <w:sz w:val="24"/>
-          <w:szCs w:val="24"/>
-        </w:rPr>
-        <w:t>TNHH</w:t>
-      </w:r>
-      <w:r>
-        <w:rPr>
-          <w:b/>
-          <w:bCs/>
-          <w:sz w:val="24"/>
-          <w:szCs w:val="24"/>
           <w:lang w:val="vi-VN"/>
         </w:rPr>
-        <w:t xml:space="preserve"> ĐẦU TƯ PHÁT TRIỂN</w:t>
-      </w:r>
-      <w:r>
-        <w:rPr>
-          <w:b/>
-          <w:bCs/>
-          <w:sz w:val="24"/>
-          <w:szCs w:val="24"/>
-          <w:lang w:val="vi-VN"/>
-        </w:rPr>
-        <w:t xml:space="preserve"> </w:t>
-      </w:r>
-      <w:r>
-        <w:rPr>
-          <w:b/>
-          <w:bCs/>
-          <w:sz w:val="24"/>
-          <w:szCs w:val="24"/>
-          <w:lang w:val="vi-VN"/>
-        </w:rPr>
-        <w:t>SẢN XUẤT</w:t>
-      </w:r>
-      <w:r>
-        <w:rPr>
-          <w:b/>
-          <w:bCs/>
-          <w:sz w:val="24"/>
-          <w:szCs w:val="24"/>
-          <w:lang w:val="vi-VN"/>
-        </w:rPr>
-        <w:t xml:space="preserve"> HẠ LONG</w:t>
+        <w:t>CÔNG TY TNHH ĐẦU TƯ PHÁT TRIỂN SẢN XUẤT HẠ LONG</w:t>
       </w:r>
     </w:p>
     <w:p>
@@ -702,105 +577,9 @@
         <w:rPr>
           <w:sz w:val="24"/>
           <w:szCs w:val="24"/>
-        </w:rPr>
-        <w:t xml:space="preserve">GCNĐKDN số: </w:t>
-      </w:r>
-      <w:r>
-        <w:rPr>
-          <w:sz w:val="24"/>
-          <w:szCs w:val="24"/>
           <w:lang w:val="vi-VN"/>
         </w:rPr>
-        <w:t>5700103433</w:t>
-      </w:r>
-      <w:r>
-        <w:rPr>
-          <w:sz w:val="24"/>
-          <w:szCs w:val="24"/>
-        </w:rPr>
-        <w:t xml:space="preserve"> do Phòng Đăng ký kinh doanh – Sở </w:t>
-      </w:r>
-      <w:r>
-        <w:rPr>
-          <w:sz w:val="24"/>
-          <w:szCs w:val="24"/>
-        </w:rPr>
-        <w:t>K</w:t>
-      </w:r>
-      <w:r>
-        <w:rPr>
-          <w:sz w:val="24"/>
-          <w:szCs w:val="24"/>
-        </w:rPr>
-        <w:t xml:space="preserve">ế hoạch và đầu tư </w:t>
-      </w:r>
-      <w:r>
-        <w:rPr>
-          <w:sz w:val="24"/>
-          <w:szCs w:val="24"/>
-        </w:rPr>
-        <w:t>tỉnh</w:t>
-      </w:r>
-      <w:r>
-        <w:rPr>
-          <w:sz w:val="24"/>
-          <w:szCs w:val="24"/>
-          <w:lang w:val="vi-VN"/>
-        </w:rPr>
-        <w:t xml:space="preserve"> Quảng </w:t>
-      </w:r>
-      <w:r>
-        <w:rPr>
-          <w:sz w:val="24"/>
-          <w:szCs w:val="24"/>
-          <w:lang w:val="vi-VN"/>
-        </w:rPr>
-        <w:t>Ninh</w:t>
-      </w:r>
-      <w:r>
-        <w:rPr>
-          <w:sz w:val="24"/>
-          <w:szCs w:val="24"/>
-        </w:rPr>
-        <w:t xml:space="preserve"> cấp lần đầu ngày </w:t>
-      </w:r>
-      <w:r>
-        <w:rPr>
-          <w:sz w:val="24"/>
-          <w:szCs w:val="24"/>
-          <w:lang w:val="vi-VN"/>
-        </w:rPr>
-        <w:t>20</w:t>
-      </w:r>
-      <w:r>
-        <w:rPr>
-          <w:sz w:val="24"/>
-          <w:szCs w:val="24"/>
-        </w:rPr>
-        <w:t xml:space="preserve"> tháng 0</w:t>
-      </w:r>
-      <w:r>
-        <w:rPr>
-          <w:sz w:val="24"/>
-          <w:szCs w:val="24"/>
-          <w:lang w:val="vi-VN"/>
-        </w:rPr>
-        <w:t>9</w:t>
-      </w:r>
-      <w:r>
-        <w:rPr>
-          <w:sz w:val="24"/>
-          <w:szCs w:val="24"/>
-        </w:rPr>
-        <w:t xml:space="preserve"> năm </w:t>
-      </w:r>
-      <w:r>
-        <w:rPr>
-          <w:sz w:val="24"/>
-          <w:szCs w:val="24"/>
-          <w:lang w:val="vi-VN"/>
-        </w:rPr>
-        <w:t xml:space="preserve">1994, được sửa đổi bổ sung từng thời điểm. </w:t>
+        <w:t xml:space="preserve">GCNĐKDN số: 5700103433 do Phòng Đăng ký kinh doanh – Sở Kế hoạch và đầu tư tỉnh Quảng Ninh cấp lần đầu ngày 20 tháng 09 năm 1994, được sửa đổi bổ sung từng thời điểm. </w:t>
       </w:r>
     </w:p>
     <w:p>
@@ -852,23 +631,9 @@
         <w:rPr>
           <w:sz w:val="24"/>
           <w:szCs w:val="24"/>
-        </w:rPr>
-        <w:t xml:space="preserve">Điện thoại: </w:t>
-      </w:r>
-      <w:r>
-        <w:rPr>
-          <w:sz w:val="24"/>
-          <w:szCs w:val="24"/>
           <w:lang w:val="vi-VN"/>
         </w:rPr>
-        <w:t>02033847043</w:t>
-      </w:r>
-      <w:r>
-        <w:rPr>
-          <w:sz w:val="24"/>
-          <w:szCs w:val="24"/>
-        </w:rPr>
-        <w:t xml:space="preserve">                        </w:t>
+        <w:t xml:space="preserve">Điện thoại: 02033847043                        </w:t>
       </w:r>
     </w:p>
     <w:p>
@@ -889,26 +654,12 @@
       </w:pPr>
       <w:r>
         <w:rPr>
-          <w:sz w:val="24"/>
-          <w:szCs w:val="24"/>
-        </w:rPr>
-        <w:t xml:space="preserve">      </w:t>
-      </w:r>
-      <w:r>
-        <w:rPr>
           <w:b/>
           <w:bCs/>
           <w:sz w:val="24"/>
           <w:szCs w:val="24"/>
         </w:rPr>
-        <w:t xml:space="preserve"> -  </w:t>
-      </w:r>
-      <w:r>
-        <w:rPr>
-          <w:sz w:val="24"/>
-          <w:szCs w:val="24"/>
-        </w:rPr>
-        <w:t xml:space="preserve"> Chức vụ: </w:t>
+        <w:t xml:space="preserve">       -   Chức vụ: </w:t>
       </w:r>
     </w:p>
     <w:p>
@@ -963,47 +714,9 @@
         <w:rPr>
           <w:sz w:val="24"/>
           <w:szCs w:val="24"/>
-        </w:rPr>
-        <w:t xml:space="preserve">Giấy ủy quyền số </w:t>
-      </w:r>
-      <w:r>
-        <w:rPr>
-          <w:sz w:val="24"/>
-          <w:szCs w:val="24"/>
           <w:lang w:val="vi-VN"/>
         </w:rPr>
-        <w:t>……………………….</w:t>
-      </w:r>
-      <w:r>
-        <w:rPr>
-          <w:sz w:val="24"/>
-          <w:szCs w:val="24"/>
-        </w:rPr>
-        <w:t>ngà</w:t>
-      </w:r>
-      <w:r>
-        <w:rPr>
-          <w:sz w:val="24"/>
-          <w:szCs w:val="24"/>
-          <w:lang w:val="vi-VN"/>
-        </w:rPr>
-        <w:t>y ………………..</w:t>
-      </w:r>
-      <w:r>
-        <w:rPr>
-          <w:sz w:val="24"/>
-          <w:szCs w:val="24"/>
-          <w:lang w:val="vi-VN"/>
-        </w:rPr>
-        <w:t xml:space="preserve">CCCD/ Thẻ căn cước theo quy định của pháp luật về căn cước số </w:t>
-      </w:r>
-      <w:r>
-        <w:rPr>
-          <w:sz w:val="24"/>
-          <w:szCs w:val="24"/>
-          <w:lang w:val="vi-VN"/>
-        </w:rPr>
-        <w:t xml:space="preserve">…………………… </w:t>
+        <w:t xml:space="preserve">Giấy ủy quyền số ……………………….ngày ………………..CCCD/ Thẻ căn cước theo quy định của pháp luật về căn cước số …………………… </w:t>
       </w:r>
     </w:p>
     <w:p>
@@ -1023,16 +736,6 @@
           <w:szCs w:val="24"/>
         </w:rPr>
       </w:pPr>
-      <w:r>
-        <w:rPr>
-          <w:i/>
-          <w:iCs/>
-          <w:sz w:val="24"/>
-          <w:szCs w:val="24"/>
-        </w:rPr>
-        <w:tab/>
-        <w:t>(sau đây gọi là “</w:t>
-      </w:r>
       <w:r>
         <w:rPr>
           <w:b/>
@@ -1042,16 +745,7 @@
           <w:sz w:val="24"/>
           <w:szCs w:val="24"/>
         </w:rPr>
-        <w:t>Công Ty</w:t>
-      </w:r>
-      <w:r>
-        <w:rPr>
-          <w:i/>
-          <w:iCs/>
-          <w:sz w:val="24"/>
-          <w:szCs w:val="24"/>
-        </w:rPr>
-        <w:t>”).</w:t>
+        <w:t>(sau đây gọi là “Công Ty”).</w:t>
       </w:r>
     </w:p>
     <w:p>
@@ -1109,92 +803,97 @@
           <w:szCs w:val="24"/>
           <w:lang w:val="vi-VN"/>
         </w:rPr>
-        <w:t>&lt;&lt;1 - Danh xưng người 1&gt;&gt;</w:t>
-      </w:r>
-      <w:r>
+        <w:t>&lt;&lt;1 - Danh xưng người 1&gt;&gt;: &lt;&lt;2 - Họ và tên người 1&gt;&gt; Ngày sinh: &lt;&lt; 5 - Ngày tháng năm sinh người 1&gt;&gt;</w:t>
+      </w:r>
+    </w:p>
+    <w:p>
+      <w:pPr>
+        <w:widowControl w:val="0"/>
+        <w:numPr>
+          <w:ilvl w:val="0"/>
+          <w:numId w:val="1"/>
+        </w:numPr>
+        <w:tabs>
+          <w:tab w:val="left" w:pos="705"/>
+          <w:tab w:val="left" w:pos="9639"/>
+        </w:tabs>
+        <w:spacing w:line="276" w:lineRule="auto"/>
+        <w:ind w:firstLine="28"/>
+        <w:jc w:val="both"/>
         <w:rPr>
           <w:b/>
           <w:bCs/>
           <w:sz w:val="24"/>
           <w:szCs w:val="24"/>
         </w:rPr>
-        <w:t>:</w:t>
-      </w:r>
-      <w:r>
+      </w:pPr>
+      <w:r>
+        <w:rPr>
+          <w:sz w:val="24"/>
+          <w:szCs w:val="24"/>
+          <w:lang w:val="vi-VN"/>
+        </w:rPr>
+        <w:t>CCCD: &lt;&lt;'7 - Số CCCD/CC người 1&gt;&gt; Ngày cấp: &lt;&lt;'9- Ngày cấp CCCD/CC người 1&gt;&gt; Nơi cấp: &lt;&lt;'8- Nơi cấp CCCD/CC người 1&gt;&gt;</w:t>
+      </w:r>
+    </w:p>
+    <w:p>
+      <w:pPr>
+        <w:widowControl w:val="0"/>
+        <w:numPr>
+          <w:ilvl w:val="0"/>
+          <w:numId w:val="1"/>
+        </w:numPr>
+        <w:tabs>
+          <w:tab w:val="left" w:pos="705"/>
+          <w:tab w:val="left" w:pos="9639"/>
+        </w:tabs>
+        <w:spacing w:line="276" w:lineRule="auto"/>
+        <w:ind w:firstLine="28"/>
+        <w:jc w:val="both"/>
         <w:rPr>
           <w:b/>
           <w:bCs/>
           <w:sz w:val="24"/>
           <w:szCs w:val="24"/>
         </w:rPr>
-        <w:t xml:space="preserve"> </w:t>
-      </w:r>
+      </w:pPr>
       <w:r>
         <w:rPr>
           <w:sz w:val="24"/>
           <w:szCs w:val="24"/>
           <w:lang w:val="vi-VN"/>
         </w:rPr>
-        <w:t>&lt;&lt;</w:t>
-      </w:r>
-      <w:r>
-        <w:rPr>
-          <w:sz w:val="24"/>
-          <w:szCs w:val="24"/>
-          <w:lang w:val="vi-VN"/>
-        </w:rPr>
-        <w:t>2 - Họ và tên người 1</w:t>
-      </w:r>
-      <w:r>
-        <w:rPr>
-          <w:sz w:val="24"/>
-          <w:szCs w:val="24"/>
-          <w:lang w:val="vi-VN"/>
-        </w:rPr>
-        <w:t>&gt;&gt;</w:t>
-      </w:r>
-      <w:r>
+        <w:t>Hộ khẩu thường trú: &lt;&lt; 10- Địa chỉ thường trú người 1&gt;&gt;.</w:t>
+      </w:r>
+    </w:p>
+    <w:p>
+      <w:pPr>
+        <w:widowControl w:val="0"/>
+        <w:numPr>
+          <w:ilvl w:val="0"/>
+          <w:numId w:val="1"/>
+        </w:numPr>
+        <w:tabs>
+          <w:tab w:val="left" w:pos="705"/>
+          <w:tab w:val="left" w:pos="9639"/>
+        </w:tabs>
+        <w:spacing w:line="276" w:lineRule="auto"/>
+        <w:ind w:firstLine="28"/>
+        <w:jc w:val="both"/>
         <w:rPr>
           <w:b/>
           <w:bCs/>
           <w:sz w:val="24"/>
           <w:szCs w:val="24"/>
         </w:rPr>
-        <w:t xml:space="preserve"> </w:t>
-      </w:r>
-      <w:r>
-        <w:rPr>
-          <w:sz w:val="24"/>
-          <w:szCs w:val="24"/>
-        </w:rPr>
-        <w:t xml:space="preserve">Ngày sinh: </w:t>
-      </w:r>
+      </w:pPr>
       <w:r>
         <w:rPr>
           <w:sz w:val="24"/>
           <w:szCs w:val="24"/>
           <w:lang w:val="vi-VN"/>
         </w:rPr>
-        <w:t>&lt;&lt;</w:t>
-      </w:r>
-      <w:r>
-        <w:t xml:space="preserve"> </w:t>
-      </w:r>
-      <w:r>
-        <w:rPr>
-          <w:sz w:val="24"/>
-          <w:szCs w:val="24"/>
-          <w:lang w:val="vi-VN"/>
-        </w:rPr>
-        <w:t>5 - Ngày tháng năm sinh người 1</w:t>
-      </w:r>
-      <w:r>
-        <w:rPr>
-          <w:sz w:val="24"/>
-          <w:szCs w:val="24"/>
-          <w:lang w:val="vi-VN"/>
-        </w:rPr>
-        <w:t>&gt;&gt;</w:t>
+        <w:t>Chỗ ở hiện tại: &lt;&lt; 11 - Địa chỉ liên hệ người 1&gt;&gt;.</w:t>
       </w:r>
     </w:p>
     <w:p>
@@ -1222,94 +921,35 @@
         <w:rPr>
           <w:sz w:val="24"/>
           <w:szCs w:val="24"/>
-        </w:rPr>
-        <w:t xml:space="preserve">CCCD: </w:t>
-      </w:r>
-      <w:r>
-        <w:rPr>
-          <w:sz w:val="24"/>
-          <w:szCs w:val="24"/>
           <w:lang w:val="vi-VN"/>
         </w:rPr>
-        <w:t>&lt;&lt;</w:t>
-      </w:r>
-      <w:r>
-        <w:rPr>
+        <w:t>Điện thoại liên hệ: &lt;&lt; 12 - ĐT liên hệ người 1&gt;&gt;.</w:t>
+      </w:r>
+    </w:p>
+    <w:p>
+      <w:r>
+        <w:t>CO_BORROWER_START</w:t>
+      </w:r>
+    </w:p>
+    <w:p>
+      <w:pPr>
+        <w:widowControl w:val="0"/>
+        <w:spacing w:line="276" w:lineRule="auto"/>
+        <w:ind w:left="426"/>
+        <w:rPr>
+          <w:sz w:val="24"/>
+          <w:szCs w:val="24"/>
+        </w:rPr>
+      </w:pPr>
+      <w:r>
+        <w:rPr>
+          <w:b/>
+          <w:bCs/>
           <w:sz w:val="24"/>
           <w:szCs w:val="24"/>
           <w:lang w:val="vi-VN"/>
         </w:rPr>
-        <w:t>'7 - Số CCCD/CC người 1</w:t>
-      </w:r>
-      <w:r>
-        <w:rPr>
-          <w:sz w:val="24"/>
-          <w:szCs w:val="24"/>
-          <w:lang w:val="vi-VN"/>
-        </w:rPr>
-        <w:t>&gt;&gt;</w:t>
-      </w:r>
-      <w:r>
-        <w:rPr>
-          <w:sz w:val="24"/>
-          <w:szCs w:val="24"/>
-        </w:rPr>
-        <w:t xml:space="preserve"> Ngày cấp:</w:t>
-      </w:r>
-      <w:r>
-        <w:rPr>
-          <w:sz w:val="24"/>
-          <w:szCs w:val="24"/>
-          <w:lang w:val="vi-VN"/>
-        </w:rPr>
-        <w:t xml:space="preserve"> &lt;&lt;</w:t>
-      </w:r>
-      <w:r>
-        <w:rPr>
-          <w:sz w:val="24"/>
-          <w:szCs w:val="24"/>
-          <w:lang w:val="vi-VN"/>
-        </w:rPr>
-        <w:t>'9- Ngày cấp CCCD/CC người 1</w:t>
-      </w:r>
-      <w:r>
-        <w:rPr>
-          <w:sz w:val="24"/>
-          <w:szCs w:val="24"/>
-          <w:lang w:val="vi-VN"/>
-        </w:rPr>
-        <w:t>&gt;&gt;</w:t>
-      </w:r>
-      <w:r>
-        <w:rPr>
-          <w:sz w:val="24"/>
-          <w:szCs w:val="24"/>
-        </w:rPr>
-        <w:t xml:space="preserve"> Nơi cấp: </w:t>
-      </w:r>
-      <w:r>
-        <w:rPr>
-          <w:sz w:val="24"/>
-          <w:szCs w:val="24"/>
-          <w:lang w:val="vi-VN"/>
-        </w:rPr>
-        <w:t>&lt;&lt;</w:t>
-      </w:r>
-      <w:r>
-        <w:rPr>
-          <w:sz w:val="24"/>
-          <w:szCs w:val="24"/>
-          <w:lang w:val="vi-VN"/>
-        </w:rPr>
-        <w:t>'8- Nơi cấp CCCD/CC người 1</w:t>
-      </w:r>
-      <w:r>
-        <w:rPr>
-          <w:sz w:val="24"/>
-          <w:szCs w:val="24"/>
-          <w:lang w:val="vi-VN"/>
-        </w:rPr>
-        <w:t>&gt;&gt;</w:t>
+        <w:t>&lt;&lt;21 - Danh xưng người 2&gt;&gt;: &lt;&lt;22 - Họ và tên người 2&gt;&gt; Ngày sinh: &lt;&lt; '25 - Ngày sinh người 2&gt;&gt;</w:t>
       </w:r>
     </w:p>
     <w:p>
@@ -1337,35 +977,9 @@
         <w:rPr>
           <w:sz w:val="24"/>
           <w:szCs w:val="24"/>
-        </w:rPr>
-        <w:t xml:space="preserve">Hộ khẩu thường trú: </w:t>
-      </w:r>
-      <w:r>
-        <w:rPr>
-          <w:sz w:val="24"/>
-          <w:szCs w:val="24"/>
           <w:lang w:val="vi-VN"/>
         </w:rPr>
-        <w:t>&lt;&lt;</w:t>
-      </w:r>
-      <w:r>
-        <w:t xml:space="preserve"> </w:t>
-      </w:r>
-      <w:r>
-        <w:rPr>
-          <w:sz w:val="24"/>
-          <w:szCs w:val="24"/>
-          <w:lang w:val="vi-VN"/>
-        </w:rPr>
-        <w:t>10- Địa chỉ thường trú người 1</w:t>
-      </w:r>
-      <w:r>
-        <w:rPr>
-          <w:sz w:val="24"/>
-          <w:szCs w:val="24"/>
-          <w:lang w:val="vi-VN"/>
-        </w:rPr>
-        <w:t>&gt;&gt;.</w:t>
+        <w:t>CCCD: &lt;&lt;'27 - Số CCCD/CC người 2&gt;&gt; Ngày cấp: &lt;&lt;'29- Ngày cấp CCCD/CC người 2&gt;&gt; Nơi cấp: &lt;&lt;'28- Nơi cấp CCCD/CC người 2&gt;&gt;</w:t>
       </w:r>
     </w:p>
     <w:p>
@@ -1393,35 +1007,9 @@
         <w:rPr>
           <w:sz w:val="24"/>
           <w:szCs w:val="24"/>
-        </w:rPr>
-        <w:t xml:space="preserve">Chỗ ở hiện tại: </w:t>
-      </w:r>
-      <w:r>
-        <w:rPr>
-          <w:sz w:val="24"/>
-          <w:szCs w:val="24"/>
           <w:lang w:val="vi-VN"/>
         </w:rPr>
-        <w:t>&lt;&lt;</w:t>
-      </w:r>
-      <w:r>
-        <w:t xml:space="preserve"> </w:t>
-      </w:r>
-      <w:r>
-        <w:rPr>
-          <w:sz w:val="24"/>
-          <w:szCs w:val="24"/>
-          <w:lang w:val="vi-VN"/>
-        </w:rPr>
-        <w:t>11 - Địa chỉ liên hệ người 1</w:t>
-      </w:r>
-      <w:r>
-        <w:rPr>
-          <w:sz w:val="24"/>
-          <w:szCs w:val="24"/>
-          <w:lang w:val="vi-VN"/>
-        </w:rPr>
-        <w:t>&gt;&gt;.</w:t>
+        <w:t>Hộ khẩu thường trú: &lt;&lt; '30 - Địa chỉ thường trú người 2&gt;&gt;.</w:t>
       </w:r>
     </w:p>
     <w:p>
@@ -1449,443 +1037,42 @@
         <w:rPr>
           <w:sz w:val="24"/>
           <w:szCs w:val="24"/>
-        </w:rPr>
-        <w:t xml:space="preserve">Điện thoại liên hệ: </w:t>
-      </w:r>
-      <w:r>
-        <w:rPr>
-          <w:sz w:val="24"/>
-          <w:szCs w:val="24"/>
           <w:lang w:val="vi-VN"/>
         </w:rPr>
-        <w:t>&lt;&lt;</w:t>
-      </w:r>
-      <w:r>
-        <w:t xml:space="preserve"> </w:t>
-      </w:r>
-      <w:r>
-        <w:rPr>
-          <w:sz w:val="24"/>
-          <w:szCs w:val="24"/>
-          <w:lang w:val="vi-VN"/>
-        </w:rPr>
-        <w:t>12 - ĐT liên hệ người 1</w:t>
-      </w:r>
-      <w:r>
-        <w:rPr>
-          <w:sz w:val="24"/>
-          <w:szCs w:val="24"/>
-          <w:lang w:val="vi-VN"/>
-        </w:rPr>
-        <w:t>&gt;&gt;.</w:t>
-      </w:r>
-    </w:p>
-    <w:p>
-      <w:pPr>
-        <w:jc w:val="left"/>
-      </w:pPr>
-      <w:r>
-        <w:t>CO_BORROWER_START</w:t>
-      </w:r>
-    </w:p>
-    <w:p>
-      <w:pPr>
-        <w:widowControl w:val="0"/>
-        <w:spacing w:line="276" w:lineRule="auto"/>
-        <w:ind w:left="426"/>
-        <w:rPr>
-          <w:sz w:val="24"/>
-          <w:szCs w:val="24"/>
-        </w:rPr>
-      </w:pPr>
-      <w:r>
+        <w:t>Chỗ ở hiện tại: &lt;&lt;'31 - Địa chỉ liên hệ người 2&gt;&gt;.</w:t>
+      </w:r>
+    </w:p>
+    <w:p>
+      <w:pPr>
+        <w:widowControl w:val="0"/>
+        <w:numPr>
+          <w:ilvl w:val="0"/>
+          <w:numId w:val="1"/>
+        </w:numPr>
+        <w:tabs>
+          <w:tab w:val="left" w:pos="705"/>
+          <w:tab w:val="left" w:pos="9639"/>
+        </w:tabs>
+        <w:spacing w:line="276" w:lineRule="auto"/>
+        <w:ind w:firstLine="28"/>
+        <w:jc w:val="both"/>
         <w:rPr>
           <w:b/>
           <w:bCs/>
           <w:sz w:val="24"/>
           <w:szCs w:val="24"/>
+        </w:rPr>
+      </w:pPr>
+      <w:r>
+        <w:rPr>
+          <w:sz w:val="24"/>
+          <w:szCs w:val="24"/>
           <w:lang w:val="vi-VN"/>
         </w:rPr>
-        <w:lastRenderedPageBreak/>
-        <w:t>&lt;&lt;</w:t>
-      </w:r>
-      <w:r>
-        <w:rPr>
-          <w:b/>
-          <w:bCs/>
-          <w:sz w:val="24"/>
-          <w:szCs w:val="24"/>
-          <w:lang w:val="vi-VN"/>
-        </w:rPr>
-        <w:t>21 - Danh xưng người 2</w:t>
-      </w:r>
-      <w:r>
-        <w:rPr>
-          <w:b/>
-          <w:bCs/>
-          <w:sz w:val="24"/>
-          <w:szCs w:val="24"/>
-          <w:lang w:val="vi-VN"/>
-        </w:rPr>
-        <w:t>&gt;&gt;</w:t>
-      </w:r>
-      <w:r>
-        <w:rPr>
-          <w:b/>
-          <w:bCs/>
-          <w:sz w:val="24"/>
-          <w:szCs w:val="24"/>
-        </w:rPr>
-        <w:t>:</w:t>
-      </w:r>
-      <w:r>
-        <w:rPr>
-          <w:b/>
-          <w:bCs/>
-          <w:sz w:val="24"/>
-          <w:szCs w:val="24"/>
-        </w:rPr>
-        <w:t xml:space="preserve"> </w:t>
-      </w:r>
-      <w:r>
-        <w:rPr>
-          <w:sz w:val="24"/>
-          <w:szCs w:val="24"/>
-          <w:lang w:val="vi-VN"/>
-        </w:rPr>
-        <w:t>&lt;&lt;</w:t>
-      </w:r>
-      <w:r>
-        <w:rPr>
-          <w:sz w:val="24"/>
-          <w:szCs w:val="24"/>
-          <w:lang w:val="vi-VN"/>
-        </w:rPr>
-        <w:t>22 - Họ và tên người 2</w:t>
-      </w:r>
-      <w:r>
-        <w:rPr>
-          <w:sz w:val="24"/>
-          <w:szCs w:val="24"/>
-          <w:lang w:val="vi-VN"/>
-        </w:rPr>
-        <w:t>&gt;&gt;</w:t>
-      </w:r>
-      <w:r>
-        <w:rPr>
-          <w:b/>
-          <w:bCs/>
-          <w:sz w:val="24"/>
-          <w:szCs w:val="24"/>
-        </w:rPr>
-        <w:t xml:space="preserve"> </w:t>
-      </w:r>
-      <w:r>
-        <w:rPr>
-          <w:sz w:val="24"/>
-          <w:szCs w:val="24"/>
-        </w:rPr>
-        <w:t xml:space="preserve">Ngày sinh: </w:t>
-      </w:r>
-      <w:r>
-        <w:rPr>
-          <w:sz w:val="24"/>
-          <w:szCs w:val="24"/>
-          <w:lang w:val="vi-VN"/>
-        </w:rPr>
-        <w:t>&lt;&lt;</w:t>
-      </w:r>
-      <w:r>
-        <w:t xml:space="preserve"> </w:t>
-      </w:r>
-      <w:r>
-        <w:rPr>
-          <w:sz w:val="24"/>
-          <w:szCs w:val="24"/>
-          <w:lang w:val="vi-VN"/>
-        </w:rPr>
-        <w:t>'25 - Ngày sinh người 2</w:t>
-      </w:r>
-      <w:r>
-        <w:rPr>
-          <w:sz w:val="24"/>
-          <w:szCs w:val="24"/>
-          <w:lang w:val="vi-VN"/>
-        </w:rPr>
-        <w:t>&gt;&gt;</w:t>
-      </w:r>
-    </w:p>
-    <w:p>
-      <w:pPr>
-        <w:widowControl w:val="0"/>
-        <w:numPr>
-          <w:ilvl w:val="0"/>
-          <w:numId w:val="1"/>
-        </w:numPr>
-        <w:tabs>
-          <w:tab w:val="left" w:pos="705"/>
-          <w:tab w:val="left" w:pos="9639"/>
-        </w:tabs>
-        <w:spacing w:line="276" w:lineRule="auto"/>
-        <w:ind w:firstLine="28"/>
-        <w:jc w:val="both"/>
-        <w:rPr>
-          <w:b/>
-          <w:bCs/>
-          <w:sz w:val="24"/>
-          <w:szCs w:val="24"/>
-        </w:rPr>
-      </w:pPr>
-      <w:r>
-        <w:rPr>
-          <w:sz w:val="24"/>
-          <w:szCs w:val="24"/>
-        </w:rPr>
-        <w:t xml:space="preserve">CCCD: </w:t>
-      </w:r>
-      <w:r>
-        <w:rPr>
-          <w:sz w:val="24"/>
-          <w:szCs w:val="24"/>
-          <w:lang w:val="vi-VN"/>
-        </w:rPr>
-        <w:t>&lt;&lt;</w:t>
-      </w:r>
-      <w:r>
-        <w:rPr>
-          <w:sz w:val="24"/>
-          <w:szCs w:val="24"/>
-          <w:lang w:val="vi-VN"/>
-        </w:rPr>
-        <w:t>'27 - Số CCCD/CC người 2</w:t>
-      </w:r>
-      <w:r>
-        <w:rPr>
-          <w:sz w:val="24"/>
-          <w:szCs w:val="24"/>
-          <w:lang w:val="vi-VN"/>
-        </w:rPr>
-        <w:t>&gt;&gt;</w:t>
-      </w:r>
-      <w:r>
-        <w:rPr>
-          <w:sz w:val="24"/>
-          <w:szCs w:val="24"/>
-        </w:rPr>
-        <w:t xml:space="preserve"> Ngày cấp:</w:t>
-      </w:r>
-      <w:r>
-        <w:rPr>
-          <w:sz w:val="24"/>
-          <w:szCs w:val="24"/>
-          <w:lang w:val="vi-VN"/>
-        </w:rPr>
-        <w:t xml:space="preserve"> &lt;&lt;</w:t>
-      </w:r>
-      <w:r>
-        <w:rPr>
-          <w:sz w:val="24"/>
-          <w:szCs w:val="24"/>
-          <w:lang w:val="vi-VN"/>
-        </w:rPr>
-        <w:t>'29- Ngày cấp CCCD/CC người 2</w:t>
-      </w:r>
-      <w:r>
-        <w:rPr>
-          <w:sz w:val="24"/>
-          <w:szCs w:val="24"/>
-          <w:lang w:val="vi-VN"/>
-        </w:rPr>
-        <w:t>&gt;&gt;</w:t>
-      </w:r>
-      <w:r>
-        <w:rPr>
-          <w:sz w:val="24"/>
-          <w:szCs w:val="24"/>
-        </w:rPr>
-        <w:t xml:space="preserve"> Nơi cấp: </w:t>
-      </w:r>
-      <w:r>
-        <w:rPr>
-          <w:sz w:val="24"/>
-          <w:szCs w:val="24"/>
-          <w:lang w:val="vi-VN"/>
-        </w:rPr>
-        <w:t>&lt;&lt;</w:t>
-      </w:r>
-      <w:r>
-        <w:rPr>
-          <w:sz w:val="24"/>
-          <w:szCs w:val="24"/>
-          <w:lang w:val="vi-VN"/>
-        </w:rPr>
-        <w:t>'28- Nơi cấp CCCD/CC người 2</w:t>
-      </w:r>
-      <w:r>
-        <w:rPr>
-          <w:sz w:val="24"/>
-          <w:szCs w:val="24"/>
-          <w:lang w:val="vi-VN"/>
-        </w:rPr>
-        <w:t>&gt;&gt;</w:t>
-      </w:r>
-    </w:p>
-    <w:p>
-      <w:pPr>
-        <w:widowControl w:val="0"/>
-        <w:numPr>
-          <w:ilvl w:val="0"/>
-          <w:numId w:val="1"/>
-        </w:numPr>
-        <w:tabs>
-          <w:tab w:val="left" w:pos="705"/>
-          <w:tab w:val="left" w:pos="9639"/>
-        </w:tabs>
-        <w:spacing w:line="276" w:lineRule="auto"/>
-        <w:ind w:firstLine="28"/>
-        <w:jc w:val="both"/>
-        <w:rPr>
-          <w:b/>
-          <w:bCs/>
-          <w:sz w:val="24"/>
-          <w:szCs w:val="24"/>
-        </w:rPr>
-      </w:pPr>
-      <w:r>
-        <w:rPr>
-          <w:sz w:val="24"/>
-          <w:szCs w:val="24"/>
-        </w:rPr>
-        <w:t xml:space="preserve">Hộ khẩu thường trú: </w:t>
-      </w:r>
-      <w:r>
-        <w:rPr>
-          <w:sz w:val="24"/>
-          <w:szCs w:val="24"/>
-          <w:lang w:val="vi-VN"/>
-        </w:rPr>
-        <w:t>&lt;&lt;</w:t>
-      </w:r>
-      <w:r>
-        <w:t xml:space="preserve"> </w:t>
-      </w:r>
-      <w:r>
-        <w:rPr>
-          <w:sz w:val="24"/>
-          <w:szCs w:val="24"/>
-          <w:lang w:val="vi-VN"/>
-        </w:rPr>
-        <w:t>'30 - Địa chỉ thường trú người 2</w:t>
-      </w:r>
-      <w:r>
-        <w:rPr>
-          <w:sz w:val="24"/>
-          <w:szCs w:val="24"/>
-          <w:lang w:val="vi-VN"/>
-        </w:rPr>
-        <w:t>&gt;&gt;.</w:t>
-      </w:r>
-    </w:p>
-    <w:p>
-      <w:pPr>
-        <w:widowControl w:val="0"/>
-        <w:numPr>
-          <w:ilvl w:val="0"/>
-          <w:numId w:val="1"/>
-        </w:numPr>
-        <w:tabs>
-          <w:tab w:val="left" w:pos="705"/>
-          <w:tab w:val="left" w:pos="9639"/>
-        </w:tabs>
-        <w:spacing w:line="276" w:lineRule="auto"/>
-        <w:ind w:firstLine="28"/>
-        <w:jc w:val="both"/>
-        <w:rPr>
-          <w:b/>
-          <w:bCs/>
-          <w:sz w:val="24"/>
-          <w:szCs w:val="24"/>
-        </w:rPr>
-      </w:pPr>
-      <w:r>
-        <w:rPr>
-          <w:sz w:val="24"/>
-          <w:szCs w:val="24"/>
-        </w:rPr>
-        <w:t xml:space="preserve">Chỗ ở hiện tại: </w:t>
-      </w:r>
-      <w:r>
-        <w:rPr>
-          <w:sz w:val="24"/>
-          <w:szCs w:val="24"/>
-          <w:lang w:val="vi-VN"/>
-        </w:rPr>
-        <w:t>&lt;&lt;</w:t>
-      </w:r>
-      <w:r>
-        <w:t>'31 - Địa chỉ liên hệ người 2</w:t>
-      </w:r>
-      <w:r>
-        <w:rPr>
-          <w:sz w:val="24"/>
-          <w:szCs w:val="24"/>
-          <w:lang w:val="vi-VN"/>
-        </w:rPr>
-        <w:t>&gt;&gt;.</w:t>
-      </w:r>
-    </w:p>
-    <w:p>
-      <w:pPr>
-        <w:widowControl w:val="0"/>
-        <w:numPr>
-          <w:ilvl w:val="0"/>
-          <w:numId w:val="1"/>
-        </w:numPr>
-        <w:tabs>
-          <w:tab w:val="left" w:pos="705"/>
-          <w:tab w:val="left" w:pos="9639"/>
-        </w:tabs>
-        <w:spacing w:line="276" w:lineRule="auto"/>
-        <w:ind w:firstLine="28"/>
-        <w:jc w:val="both"/>
-        <w:rPr>
-          <w:b/>
-          <w:bCs/>
-          <w:sz w:val="24"/>
-          <w:szCs w:val="24"/>
-        </w:rPr>
-      </w:pPr>
-      <w:r>
-        <w:rPr>
-          <w:sz w:val="24"/>
-          <w:szCs w:val="24"/>
-        </w:rPr>
-        <w:t xml:space="preserve">Điện thoại liên hệ: </w:t>
-      </w:r>
-      <w:r>
-        <w:rPr>
-          <w:sz w:val="24"/>
-          <w:szCs w:val="24"/>
-          <w:lang w:val="vi-VN"/>
-        </w:rPr>
-        <w:t>&lt;&lt;</w:t>
-      </w:r>
-      <w:r>
-        <w:t>'32 - ĐT liên hệ người 2</w:t>
-      </w:r>
-      <w:r>
-        <w:rPr>
-          <w:sz w:val="24"/>
-          <w:szCs w:val="24"/>
-          <w:lang w:val="vi-VN"/>
-        </w:rPr>
-        <w:t>&gt;&gt;.</w:t>
-      </w:r>
-    </w:p>
-    <w:p>
-      <w:pPr>
-        <w:jc w:val="left"/>
-      </w:pPr>
+        <w:t>Điện thoại liên hệ: &lt;&lt;'32 - ĐT liên hệ người 2&gt;&gt;.</w:t>
+      </w:r>
+    </w:p>
+    <w:p>
       <w:r>
         <w:t>CO_BORROWER_END</w:t>
       </w:r>
@@ -1902,15 +1089,6 @@
           <w:szCs w:val="24"/>
         </w:rPr>
       </w:pPr>
-      <w:r>
-        <w:rPr>
-          <w:i/>
-          <w:iCs/>
-          <w:sz w:val="24"/>
-          <w:szCs w:val="24"/>
-        </w:rPr>
-        <w:t>(sau đây gọi là “</w:t>
-      </w:r>
       <w:r>
         <w:rPr>
           <w:b/>
@@ -1920,16 +1098,7 @@
           <w:sz w:val="24"/>
           <w:szCs w:val="24"/>
         </w:rPr>
-        <w:t>Khách Hàng</w:t>
-      </w:r>
-      <w:r>
-        <w:rPr>
-          <w:i/>
-          <w:iCs/>
-          <w:sz w:val="24"/>
-          <w:szCs w:val="24"/>
-        </w:rPr>
-        <w:t>”).</w:t>
+        <w:t>(sau đây gọi là “Khách Hàng”).</w:t>
       </w:r>
     </w:p>
     <w:p>
@@ -1979,215 +1148,13 @@
       <w:bookmarkEnd w:id="1"/>
       <w:r>
         <w:rPr>
-          <w:sz w:val="24"/>
-          <w:szCs w:val="24"/>
-        </w:rPr>
-        <w:t xml:space="preserve">Khách Hàng và Công Ty đã ký Hợp đồng mua bán số </w:t>
-      </w:r>
-      <w:r>
-        <w:rPr>
-          <w:sz w:val="24"/>
-          <w:szCs w:val="24"/>
-          <w:lang w:val="vi-VN"/>
-        </w:rPr>
-        <w:t>&lt;&lt;</w:t>
-      </w:r>
-      <w:r>
-        <w:rPr>
-          <w:sz w:val="24"/>
-          <w:szCs w:val="24"/>
-          <w:lang w:val="vi-VN"/>
-        </w:rPr>
-        <w:t>'41 - Số hợp đồng mua bán căn hộ</w:t>
-      </w:r>
-      <w:r>
-        <w:rPr>
-          <w:sz w:val="24"/>
-          <w:szCs w:val="24"/>
-          <w:lang w:val="vi-VN"/>
-        </w:rPr>
-        <w:t>&gt;&gt;</w:t>
-      </w:r>
-      <w:r>
-        <w:rPr>
-          <w:sz w:val="24"/>
-          <w:szCs w:val="24"/>
-        </w:rPr>
-        <w:t xml:space="preserve"> ngày </w:t>
-      </w:r>
-      <w:r>
-        <w:rPr>
-          <w:sz w:val="24"/>
-          <w:szCs w:val="24"/>
-          <w:lang w:val="vi-VN"/>
-        </w:rPr>
-        <w:t>&lt;&lt;</w:t>
-      </w:r>
-      <w:r>
-        <w:rPr>
-          <w:sz w:val="24"/>
-          <w:szCs w:val="24"/>
-          <w:lang w:val="vi-VN"/>
-        </w:rPr>
-        <w:t>'42 - Ngày ký hợp đồng mua bán căn hộ</w:t>
-      </w:r>
-      <w:r>
-        <w:rPr>
-          <w:sz w:val="24"/>
-          <w:szCs w:val="24"/>
-          <w:lang w:val="vi-VN"/>
-        </w:rPr>
-        <w:t>&gt;&gt;</w:t>
-      </w:r>
-      <w:r>
-        <w:rPr>
-          <w:sz w:val="24"/>
-          <w:szCs w:val="24"/>
-        </w:rPr>
-        <w:t xml:space="preserve"> và các Phụ lục, văn bản sửa đổi, bổ sung đính kèm (sau đây gọi chung là “</w:t>
-      </w:r>
-      <w:r>
-        <w:rPr>
           <w:b/>
           <w:bCs/>
           <w:sz w:val="24"/>
           <w:szCs w:val="24"/>
-        </w:rPr>
-        <w:t>Hợp Đồng Mua Bán</w:t>
-      </w:r>
-      <w:r>
-        <w:rPr>
-          <w:sz w:val="24"/>
-          <w:szCs w:val="24"/>
-        </w:rPr>
-        <w:t xml:space="preserve">”) để mua bán căn hộ số </w:t>
-      </w:r>
-      <w:r>
-        <w:rPr>
-          <w:sz w:val="24"/>
-          <w:szCs w:val="24"/>
           <w:lang w:val="vi-VN"/>
         </w:rPr>
-        <w:t>&lt;&lt;</w:t>
-      </w:r>
-      <w:r>
-        <w:rPr>
-          <w:sz w:val="24"/>
-          <w:szCs w:val="24"/>
-          <w:lang w:val="vi-VN"/>
-        </w:rPr>
-        <w:t>'43 - số Căn hộ số</w:t>
-      </w:r>
-      <w:r>
-        <w:rPr>
-          <w:sz w:val="24"/>
-          <w:szCs w:val="24"/>
-          <w:lang w:val="vi-VN"/>
-        </w:rPr>
-        <w:t>&gt;&gt;</w:t>
-      </w:r>
-      <w:r>
-        <w:rPr>
-          <w:sz w:val="24"/>
-          <w:szCs w:val="24"/>
-        </w:rPr>
-        <w:t xml:space="preserve"> (sau đây gọi là “</w:t>
-      </w:r>
-      <w:r>
-        <w:rPr>
-          <w:b/>
-          <w:bCs/>
-          <w:sz w:val="24"/>
-          <w:szCs w:val="24"/>
-        </w:rPr>
-        <w:t>Nhà</w:t>
-      </w:r>
-      <w:r>
-        <w:rPr>
-          <w:sz w:val="24"/>
-          <w:szCs w:val="24"/>
-        </w:rPr>
-        <w:t xml:space="preserve">”) thuộc </w:t>
-      </w:r>
-      <w:r>
-        <w:rPr>
-          <w:sz w:val="24"/>
-          <w:szCs w:val="24"/>
-        </w:rPr>
-        <w:t>dự</w:t>
-      </w:r>
-      <w:r>
-        <w:rPr>
-          <w:sz w:val="24"/>
-          <w:szCs w:val="24"/>
-          <w:lang w:val="vi-VN"/>
-        </w:rPr>
-        <w:t xml:space="preserve"> án Tổ hợp công trình dịch vụ thương mại và căn hộ lưu trú tại lô đất A.DV-02 và A.DV-03, Bán đảo 1, Khu đô thị dịch vụ Hùng Thắng, phường Bãi Cháy, tỉnh Quảng Ninh</w:t>
-      </w:r>
-      <w:r>
-        <w:rPr>
-          <w:sz w:val="24"/>
-          <w:szCs w:val="24"/>
-        </w:rPr>
-        <w:t xml:space="preserve"> </w:t>
-      </w:r>
-      <w:r>
-        <w:rPr>
-          <w:sz w:val="24"/>
-          <w:szCs w:val="24"/>
-        </w:rPr>
-        <w:t>(có tên thương mại là “</w:t>
-      </w:r>
-      <w:r>
-        <w:rPr>
-          <w:b/>
-          <w:bCs/>
-          <w:sz w:val="24"/>
-          <w:szCs w:val="24"/>
-        </w:rPr>
-        <w:t>Prima</w:t>
-      </w:r>
-      <w:r>
-        <w:rPr>
-          <w:b/>
-          <w:bCs/>
-          <w:sz w:val="24"/>
-          <w:szCs w:val="24"/>
-          <w:lang w:val="vi-VN"/>
-        </w:rPr>
-        <w:t xml:space="preserve"> Bay</w:t>
-      </w:r>
-      <w:r>
-        <w:rPr>
-          <w:b/>
-          <w:bCs/>
-          <w:sz w:val="24"/>
-          <w:szCs w:val="24"/>
-        </w:rPr>
-        <w:t>”</w:t>
-      </w:r>
-      <w:r>
-        <w:rPr>
-          <w:sz w:val="24"/>
-          <w:szCs w:val="24"/>
-        </w:rPr>
-        <w:t>) do Công Ty làm chủ đầu tư (sau đây gọi là “</w:t>
-      </w:r>
-      <w:r>
-        <w:rPr>
-          <w:b/>
-          <w:bCs/>
-          <w:sz w:val="24"/>
-          <w:szCs w:val="24"/>
-        </w:rPr>
-        <w:t>Dự án</w:t>
-      </w:r>
-      <w:r>
-        <w:rPr>
-          <w:sz w:val="24"/>
-          <w:szCs w:val="24"/>
-        </w:rPr>
-        <w:t>”).</w:t>
+        <w:t>Khách Hàng và Công Ty đã ký Hợp đồng mua bán số &lt;&lt;'41 - Số hợp đồng mua bán căn hộ&gt;&gt; ngày &lt;&lt;'42 - Ngày ký hợp đồng mua bán căn hộ&gt;&gt; và các Phụ lục, văn bản sửa đổi, bổ sung đính kèm (sau đây gọi chung là “Hợp Đồng Mua Bán”) để mua bán căn hộ số &lt;&lt;'43 - số Căn hộ số&gt;&gt; (sau đây gọi là “Nhà”) thuộc dự án Tổ hợp công trình dịch vụ thương mại và căn hộ lưu trú tại lô đất A.DV-02 và A.DV-03, Bán đảo 1, Khu đô thị dịch vụ Hùng Thắng, phường Bãi Cháy, tỉnh Quảng Ninh (có tên thương mại là “Prima Bay”) do Công Ty làm chủ đầu tư (sau đây gọi là “Dự án”).</w:t>
       </w:r>
     </w:p>
     <w:p>
@@ -2213,92 +1180,13 @@
       <w:bookmarkEnd w:id="2"/>
       <w:r>
         <w:rPr>
-          <w:sz w:val="24"/>
-          <w:szCs w:val="24"/>
-        </w:rPr>
-        <w:t xml:space="preserve">Tổng giá bán Nhà đã bao gồm Thuế giá trị gia tăng, Kinh phí bảo trì theo quy định trong Hợp Đồng Mua Bán: </w:t>
-      </w:r>
-      <w:r>
-        <w:rPr>
           <w:b/>
           <w:bCs/>
           <w:sz w:val="24"/>
           <w:szCs w:val="24"/>
           <w:lang w:val="vi-VN"/>
         </w:rPr>
-        <w:t>&lt;&lt;</w:t>
-      </w:r>
-      <w:r>
-        <w:t xml:space="preserve"> </w:t>
-      </w:r>
-      <w:r>
-        <w:rPr>
-          <w:b/>
-          <w:bCs/>
-          <w:sz w:val="24"/>
-          <w:szCs w:val="24"/>
-          <w:lang w:val="vi-VN"/>
-        </w:rPr>
-        <w:t>'49 - Trị giá HDMB căn hộ (Không bao gồm kinh phí bảo trì)</w:t>
-      </w:r>
-      <w:r>
-        <w:rPr>
-          <w:b/>
-          <w:bCs/>
-          <w:sz w:val="24"/>
-          <w:szCs w:val="24"/>
-          <w:lang w:val="vi-VN"/>
-        </w:rPr>
-        <w:t>&gt;&gt;</w:t>
-      </w:r>
-      <w:r>
-        <w:rPr>
-          <w:b/>
-          <w:bCs/>
-          <w:sz w:val="24"/>
-          <w:szCs w:val="24"/>
-        </w:rPr>
-        <w:t xml:space="preserve"> VNĐ</w:t>
-      </w:r>
-      <w:r>
-        <w:rPr>
-          <w:sz w:val="24"/>
-          <w:szCs w:val="24"/>
-        </w:rPr>
-        <w:t xml:space="preserve"> (bằng chữ: </w:t>
-      </w:r>
-      <w:r>
-        <w:rPr>
-          <w:i/>
-          <w:iCs/>
-          <w:sz w:val="24"/>
-          <w:szCs w:val="24"/>
-          <w:lang w:val="vi-VN"/>
-        </w:rPr>
-        <w:t>&lt;&lt;</w:t>
-      </w:r>
-      <w:r>
-        <w:t xml:space="preserve"> </w:t>
-      </w:r>
-      <w:r>
-        <w:rPr>
-          <w:i/>
-          <w:iCs/>
-          <w:sz w:val="24"/>
-          <w:szCs w:val="24"/>
-          <w:lang w:val="vi-VN"/>
-        </w:rPr>
-        <w:t>'50 - Bằng chữ Giá trị HDMB căn hộ (Không bao gồm kinh phí bảo trì)</w:t>
-      </w:r>
-      <w:r>
-        <w:rPr>
-          <w:i/>
-          <w:iCs/>
-          <w:sz w:val="24"/>
-          <w:szCs w:val="24"/>
-          <w:lang w:val="vi-VN"/>
-        </w:rPr>
-        <w:t xml:space="preserve">&gt;&gt;). </w:t>
+        <w:t xml:space="preserve">Tổng giá bán Nhà đã bao gồm Thuế giá trị gia tăng, Kinh phí bảo trì theo quy định trong Hợp Đồng Mua Bán: &lt;&lt; '49 - Trị giá HDMB căn hộ (Không bao gồm kinh phí bảo trì)&gt;&gt; VNĐ (bằng chữ: &lt;&lt; '50 - Bằng chữ Giá trị HDMB căn hộ (Không bao gồm kinh phí bảo trì)&gt;&gt;). </w:t>
       </w:r>
     </w:p>
     <w:p>
@@ -2319,89 +1207,9 @@
         <w:rPr>
           <w:sz w:val="24"/>
           <w:szCs w:val="24"/>
-        </w:rPr>
-        <w:t xml:space="preserve">Ngân Hàng và Khách Hàng đã ký kết Hợp đồng cho vay/Hợp đồng tín dụng số </w:t>
-      </w:r>
-      <w:r>
-        <w:rPr>
-          <w:sz w:val="24"/>
-          <w:szCs w:val="24"/>
           <w:lang w:val="vi-VN"/>
         </w:rPr>
-        <w:t>&lt;&lt;</w:t>
-      </w:r>
-      <w:r>
-        <w:t xml:space="preserve"> </w:t>
-      </w:r>
-      <w:r>
-        <w:rPr>
-          <w:sz w:val="24"/>
-          <w:szCs w:val="24"/>
-          <w:lang w:val="vi-VN"/>
-        </w:rPr>
-        <w:t>'60 - Số hợp đồng tín dụng</w:t>
-      </w:r>
-      <w:r>
-        <w:rPr>
-          <w:sz w:val="24"/>
-          <w:szCs w:val="24"/>
-          <w:lang w:val="vi-VN"/>
-        </w:rPr>
-        <w:t xml:space="preserve">&gt;&gt; </w:t>
-      </w:r>
-      <w:r>
-        <w:rPr>
-          <w:sz w:val="24"/>
-          <w:szCs w:val="24"/>
-        </w:rPr>
-        <w:t>ngày …/…./202</w:t>
-      </w:r>
-      <w:r>
-        <w:rPr>
-          <w:sz w:val="24"/>
-          <w:szCs w:val="24"/>
-          <w:lang w:val="vi-VN"/>
-        </w:rPr>
-        <w:t>…</w:t>
-      </w:r>
-      <w:r>
-        <w:rPr>
-          <w:sz w:val="24"/>
-          <w:szCs w:val="24"/>
-        </w:rPr>
-        <w:t xml:space="preserve"> (sau đây Hợp đồng cho vay/Hợp đồng tín dụng cùng các Giấy nhận nợ và các văn bản liên quan khác kèm theo được ký kết giữa Ngân Hàng và Khách Hàng gọi chung là “</w:t>
-      </w:r>
-      <w:r>
-        <w:rPr>
-          <w:b/>
-          <w:bCs/>
-          <w:sz w:val="24"/>
-          <w:szCs w:val="24"/>
-        </w:rPr>
-        <w:t>Hợp Đồng Cho Vay</w:t>
-      </w:r>
-      <w:r>
-        <w:rPr>
-          <w:sz w:val="24"/>
-          <w:szCs w:val="24"/>
-        </w:rPr>
-        <w:t>”) để thanh toán cho Công Ty tiền mua Nhà theo Hợp Đồng Mua Bán. Công Ty chưa bàn giao Nhà cho Khách Hàng. Nhà hiện chưa làm thủ tục đăng ký quyền sở hữu cho Khách Hàng tại cơ quan chức năng (“</w:t>
-      </w:r>
-      <w:r>
-        <w:rPr>
-          <w:b/>
-          <w:bCs/>
-          <w:sz w:val="24"/>
-          <w:szCs w:val="24"/>
-        </w:rPr>
-        <w:t>Giấy chứng nhận</w:t>
-      </w:r>
-      <w:r>
-        <w:rPr>
-          <w:sz w:val="24"/>
-          <w:szCs w:val="24"/>
-        </w:rPr>
-        <w:t>”).</w:t>
+        <w:t>Ngân Hàng và Khách Hàng đã ký kết Hợp đồng cho vay/Hợp đồng tín dụng số &lt;&lt; '60 - Số hợp đồng tín dụng&gt;&gt; ngày …/…./202… (sau đây Hợp đồng cho vay/Hợp đồng tín dụng cùng các Giấy nhận nợ và các văn bản liên quan khác kèm theo được ký kết giữa Ngân Hàng và Khách Hàng gọi chung là “Hợp Đồng Cho Vay”) để thanh toán cho Công Ty tiền mua Nhà theo Hợp Đồng Mua Bán. Công Ty chưa bàn giao Nhà cho Khách Hàng. Nhà hiện chưa làm thủ tục đăng ký quyền sở hữu cho Khách Hàng tại cơ quan chức năng (“Giấy chứng nhận”).</w:t>
       </w:r>
     </w:p>
     <w:p>
@@ -2424,262 +1232,60 @@
       </w:pPr>
       <w:r>
         <w:rPr>
-          <w:sz w:val="24"/>
-          <w:szCs w:val="24"/>
-        </w:rPr>
-        <w:t xml:space="preserve">Theo đó, Ngân Hàng cho Khách Hàng vay: </w:t>
-      </w:r>
-      <w:r>
-        <w:rPr>
           <w:b/>
           <w:bCs/>
           <w:sz w:val="24"/>
           <w:szCs w:val="24"/>
           <w:lang w:val="vi-VN"/>
         </w:rPr>
-        <w:t>&lt;&lt;</w:t>
-      </w:r>
-      <w:r>
-        <w:t xml:space="preserve"> </w:t>
-      </w:r>
+        <w:t>Theo đó, Ngân Hàng cho Khách Hàng vay: &lt;&lt; '52 - Số tiền/ Hạn mức vay&gt;&gt; VNĐ (bằng chữ:&lt;&lt; '53 - Bằng Chữ Số tiền/ Hạn mức vay &gt;&gt;) (“Khoản Vay”) để mua Nhà.</w:t>
+      </w:r>
+    </w:p>
+    <w:p>
+      <w:pPr>
+        <w:widowControl w:val="0"/>
+        <w:numPr>
+          <w:ilvl w:val="1"/>
+          <w:numId w:val="12"/>
+        </w:numPr>
+        <w:spacing w:line="276" w:lineRule="auto"/>
+        <w:ind w:left="432" w:hanging="432"/>
+        <w:jc w:val="both"/>
+        <w:rPr>
+          <w:sz w:val="24"/>
+          <w:szCs w:val="24"/>
+        </w:rPr>
+      </w:pPr>
+      <w:r>
+        <w:rPr>
+          <w:sz w:val="24"/>
+          <w:szCs w:val="24"/>
+          <w:lang w:val="vi-VN"/>
+        </w:rPr>
+        <w:t>Để bảo đảm cho nghĩa vụ trả nợ của Khách Hàng theo Hợp Đồng Cho Vay, Khách Hàng đã thực hiện thế chấp tài sản thuộc quyền sở hữu hợp pháp của mình là Nhà hình thành trong tương lai và/hoặc toàn bộ quyền phát sinh từ Hợp Đồng Mua Bán; và chính Nhà sau khi Khách Hàng được cấp Giấy chứng nhận (“Tài Sản Bảo Đảm”) theo Hợp đồng thế chấp số &lt;&lt;'59 - Số hợp đồng thế chấp&gt;&gt; ngày ..../..../202… ký giữa Ngân Hàng và Khách Hàng (sau đây gọi là "Hợp Đồng Thế Chấp").</w:t>
+      </w:r>
+    </w:p>
+    <w:p>
+      <w:pPr>
+        <w:widowControl w:val="0"/>
+        <w:tabs>
+          <w:tab w:val="left" w:pos="8789"/>
+        </w:tabs>
+        <w:spacing w:line="276" w:lineRule="auto"/>
+        <w:jc w:val="both"/>
+        <w:rPr>
+          <w:sz w:val="24"/>
+          <w:szCs w:val="24"/>
+        </w:rPr>
+      </w:pPr>
       <w:r>
         <w:rPr>
           <w:b/>
           <w:bCs/>
           <w:sz w:val="24"/>
           <w:szCs w:val="24"/>
-          <w:lang w:val="vi-VN"/>
-        </w:rPr>
-        <w:t>'52 - Số tiền/ Hạn mức vay</w:t>
-      </w:r>
-      <w:r>
-        <w:rPr>
-          <w:b/>
-          <w:bCs/>
-          <w:sz w:val="24"/>
-          <w:szCs w:val="24"/>
-          <w:lang w:val="vi-VN"/>
-        </w:rPr>
-        <w:t>&gt;&gt;</w:t>
-      </w:r>
-      <w:r>
-        <w:rPr>
-          <w:b/>
-          <w:bCs/>
-          <w:sz w:val="24"/>
-          <w:szCs w:val="24"/>
-        </w:rPr>
-        <w:t xml:space="preserve"> VNĐ</w:t>
-      </w:r>
-      <w:r>
-        <w:rPr>
-          <w:sz w:val="24"/>
-          <w:szCs w:val="24"/>
-        </w:rPr>
-        <w:t xml:space="preserve"> (bằng chữ:</w:t>
-      </w:r>
-      <w:r>
-        <w:rPr>
-          <w:i/>
-          <w:iCs/>
-          <w:sz w:val="24"/>
-          <w:szCs w:val="24"/>
-          <w:lang w:val="vi-VN"/>
-        </w:rPr>
-        <w:t>&lt;&lt;</w:t>
-      </w:r>
-      <w:r>
-        <w:t xml:space="preserve"> </w:t>
-      </w:r>
-      <w:r>
-        <w:rPr>
-          <w:i/>
-          <w:iCs/>
-          <w:sz w:val="24"/>
-          <w:szCs w:val="24"/>
-          <w:lang w:val="vi-VN"/>
-        </w:rPr>
-        <w:t xml:space="preserve">'53 - Bằng Chữ Số tiền/ Hạn mức vay </w:t>
-      </w:r>
-      <w:r>
-        <w:rPr>
-          <w:i/>
-          <w:iCs/>
-          <w:sz w:val="24"/>
-          <w:szCs w:val="24"/>
-          <w:lang w:val="vi-VN"/>
-        </w:rPr>
-        <w:t>&gt;&gt;</w:t>
-      </w:r>
-      <w:r>
-        <w:rPr>
-          <w:i/>
-          <w:iCs/>
-          <w:sz w:val="24"/>
-          <w:szCs w:val="24"/>
-        </w:rPr>
-        <w:t>)</w:t>
-      </w:r>
-      <w:r>
-        <w:rPr>
-          <w:sz w:val="24"/>
-          <w:szCs w:val="24"/>
-        </w:rPr>
-        <w:t xml:space="preserve"> (“</w:t>
-      </w:r>
-      <w:r>
-        <w:rPr>
-          <w:b/>
-          <w:bCs/>
-          <w:sz w:val="24"/>
-          <w:szCs w:val="24"/>
-        </w:rPr>
-        <w:t>Khoản Vay”</w:t>
-      </w:r>
-      <w:r>
-        <w:rPr>
-          <w:sz w:val="24"/>
-          <w:szCs w:val="24"/>
-        </w:rPr>
-        <w:t>) để mua Nhà.</w:t>
-      </w:r>
-    </w:p>
-    <w:p>
-      <w:pPr>
-        <w:widowControl w:val="0"/>
-        <w:numPr>
-          <w:ilvl w:val="1"/>
-          <w:numId w:val="12"/>
-        </w:numPr>
-        <w:spacing w:line="276" w:lineRule="auto"/>
-        <w:ind w:left="432" w:hanging="432"/>
-        <w:jc w:val="both"/>
-        <w:rPr>
-          <w:sz w:val="24"/>
-          <w:szCs w:val="24"/>
-        </w:rPr>
-      </w:pPr>
-      <w:r>
-        <w:rPr>
-          <w:sz w:val="24"/>
-          <w:szCs w:val="24"/>
-        </w:rPr>
-        <w:t>Để bảo đảm cho nghĩa vụ trả nợ của Khách Hàng theo Hợp Đồng Cho Vay, Khách Hàng đã thực hiện thế chấp tài sản thuộc quyền sở hữu hợp pháp của mình là Nhà hình thành trong tương lai và/hoặc toàn bộ quyền phát sinh từ Hợp Đồng Mua Bán; và chính Nhà sau khi Khách Hàng được cấp Giấy chứng nhận (“</w:t>
-      </w:r>
-      <w:r>
-        <w:rPr>
-          <w:b/>
-          <w:bCs/>
-          <w:sz w:val="24"/>
-          <w:szCs w:val="24"/>
-        </w:rPr>
-        <w:t>Tài Sản Bảo Đảm</w:t>
-      </w:r>
-      <w:r>
-        <w:rPr>
-          <w:sz w:val="24"/>
-          <w:szCs w:val="24"/>
-        </w:rPr>
-        <w:t xml:space="preserve">”) theo Hợp đồng thế chấp số </w:t>
-      </w:r>
-      <w:r>
-        <w:rPr>
-          <w:sz w:val="24"/>
-          <w:szCs w:val="24"/>
-          <w:lang w:val="vi-VN"/>
-        </w:rPr>
-        <w:t>&lt;&lt;</w:t>
-      </w:r>
-      <w:r>
-        <w:rPr>
-          <w:sz w:val="24"/>
-          <w:szCs w:val="24"/>
-          <w:lang w:val="vi-VN"/>
-        </w:rPr>
-        <w:t>'59 - Số hợp đồng thế chấp</w:t>
-      </w:r>
-      <w:r>
-        <w:rPr>
-          <w:sz w:val="24"/>
-          <w:szCs w:val="24"/>
-          <w:lang w:val="vi-VN"/>
-        </w:rPr>
-        <w:t xml:space="preserve">&gt;&gt; </w:t>
-      </w:r>
-      <w:r>
-        <w:rPr>
-          <w:sz w:val="24"/>
-          <w:szCs w:val="24"/>
-        </w:rPr>
-        <w:t>ngày ..../..../202</w:t>
-      </w:r>
-      <w:r>
-        <w:rPr>
-          <w:sz w:val="24"/>
-          <w:szCs w:val="24"/>
-          <w:lang w:val="vi-VN"/>
-        </w:rPr>
-        <w:t>…</w:t>
-      </w:r>
-      <w:r>
-        <w:rPr>
-          <w:sz w:val="24"/>
-          <w:szCs w:val="24"/>
-        </w:rPr>
-        <w:t xml:space="preserve"> ký giữa Ngân Hàng và Khách Hàng (sau đây gọi là "</w:t>
-      </w:r>
-      <w:r>
-        <w:rPr>
-          <w:b/>
-          <w:bCs/>
-          <w:sz w:val="24"/>
-          <w:szCs w:val="24"/>
-        </w:rPr>
-        <w:t>Hợp Đồng Thế Chấp</w:t>
-      </w:r>
-      <w:r>
-        <w:rPr>
-          <w:sz w:val="24"/>
-          <w:szCs w:val="24"/>
-        </w:rPr>
-        <w:t>").</w:t>
-      </w:r>
-    </w:p>
-    <w:p>
-      <w:pPr>
-        <w:widowControl w:val="0"/>
-        <w:tabs>
-          <w:tab w:val="left" w:pos="8789"/>
-        </w:tabs>
-        <w:spacing w:line="276" w:lineRule="auto"/>
-        <w:jc w:val="both"/>
-        <w:rPr>
-          <w:sz w:val="24"/>
-          <w:szCs w:val="24"/>
-        </w:rPr>
-      </w:pPr>
-      <w:r>
-        <w:rPr>
-          <w:sz w:val="24"/>
-          <w:szCs w:val="24"/>
-        </w:rPr>
-        <w:t>Để đảm bảo việc phối hợp thực hiện các Hợp đồng nêu trên, Các Bên thỏa thuận lập, ký kết và thực hiện Thỏa thuận ba bên về việc quản lý, phối hợp xử lý tài sản bảo đảm tại ngân hàng (“</w:t>
-      </w:r>
-      <w:r>
-        <w:rPr>
-          <w:b/>
-          <w:bCs/>
-          <w:sz w:val="24"/>
-          <w:szCs w:val="24"/>
-        </w:rPr>
-        <w:t>Thỏa Thuận</w:t>
-      </w:r>
-      <w:r>
-        <w:rPr>
-          <w:sz w:val="24"/>
-          <w:szCs w:val="24"/>
-        </w:rPr>
-        <w:t>”) với các nội dung như sau:</w:t>
+        </w:rPr>
+        <w:t>Để đảm bảo việc phối hợp thực hiện các Hợp đồng nêu trên, Các Bên thỏa thuận lập, ký kết và thực hiện Thỏa thuận ba bên về việc quản lý, phối hợp xử lý tài sản bảo đảm tại ngân hàng (“Thỏa Thuận”) với các nội dung như sau:</w:t>
       </w:r>
     </w:p>
     <w:p>
@@ -2987,27 +1593,12 @@
       </w:pPr>
       <w:r>
         <w:rPr>
-          <w:sz w:val="24"/>
-          <w:szCs w:val="24"/>
-        </w:rPr>
-        <w:tab/>
-        <w:t>(sau đây gọi chung các giấy tờ, tài liệu nêu tại Điều 1.5 này là “</w:t>
-      </w:r>
-      <w:r>
-        <w:rPr>
           <w:b/>
           <w:bCs/>
           <w:sz w:val="24"/>
           <w:szCs w:val="24"/>
         </w:rPr>
-        <w:t>Giấy tờ pháp lý</w:t>
-      </w:r>
-      <w:r>
-        <w:rPr>
-          <w:sz w:val="24"/>
-          <w:szCs w:val="24"/>
-        </w:rPr>
-        <w:t>”).</w:t>
+        <w:t>(sau đây gọi chung các giấy tờ, tài liệu nêu tại Điều 1.5 này là “Giấy tờ pháp lý”).</w:t>
       </w:r>
     </w:p>
     <w:p>
@@ -3827,21 +2418,7 @@
           <w:sz w:val="24"/>
           <w:szCs w:val="24"/>
         </w:rPr>
-        <w:t xml:space="preserve">Mọi khoản tiền và/hoặc tài sản được đền bù, bồi thường, hoàn trả, tiền phạt, bồi thường thiệt hại, hỗ trợ, tái định cư hoặc chuyển nhượng, chuyển đổi (nếu có) mà Khách Hàng được nhận theo quy định của Hợp Đồng Mua Bán và/hoặc quyết định của cơ quan có thẩm quyền, sau khi trừ đi toàn bộ các khoản tiền mà Khách Hàng phải thanh toán với Công Ty theo quy định của Hợp Đồng Mua Bán và/hoặc quyết định của cơ quan nhà nước phát sinh liên quan đến Tài sản bảo đảm, sẽ được Công Ty chuyển về tài khoản tại NGÂN HÀNG TMCP ĐẦU TƯ VÀ PHÁT TRIỂN VIỆT NAM, Tên đơn vị hưởng: NGÂN HÀNG TMCP ĐẦU TƯ VÀ PHÁT TRIỂN VIỆT NAM CHI NHÁNH TRÀNG TIỀN HÀ NỘI, Tài khoản đơn vị hưởng số </w:t>
-      </w:r>
-      <w:r>
-        <w:rPr>
-          <w:sz w:val="25"/>
-          <w:szCs w:val="25"/>
-        </w:rPr>
-        <w:t>128.280701002</w:t>
-      </w:r>
-      <w:r>
-        <w:rPr>
-          <w:sz w:val="24"/>
-          <w:szCs w:val="24"/>
-        </w:rPr>
-        <w:t xml:space="preserve"> để Ngân Hàng thực hiện thu nợ vay.</w:t>
+        <w:t>Mọi khoản tiền và/hoặc tài sản được đền bù, bồi thường, hoàn trả, tiền phạt, bồi thường thiệt hại, hỗ trợ, tái định cư hoặc chuyển nhượng, chuyển đổi (nếu có) mà Khách Hàng được nhận theo quy định của Hợp Đồng Mua Bán và/hoặc quyết định của cơ quan có thẩm quyền, sau khi trừ đi toàn bộ các khoản tiền mà Khách Hàng phải thanh toán với Công Ty theo quy định của Hợp Đồng Mua Bán và/hoặc quyết định của cơ quan nhà nước phát sinh liên quan đến Tài sản bảo đảm, sẽ được Công Ty chuyển về tài khoản tại NGÂN HÀNG TMCP ĐẦU TƯ VÀ PHÁT TRIỂN VIỆT NAM, Tên đơn vị hưởng: NGÂN HÀNG TMCP ĐẦU TƯ VÀ PHÁT TRIỂN VIỆT NAM CHI NHÁNH TRÀNG TIỀN HÀ NỘI, Tài khoản đơn vị hưởng số 128.280701002 để Ngân Hàng thực hiện thu nợ vay.</w:t>
       </w:r>
     </w:p>
     <w:p>
@@ -3895,21 +2472,7 @@
           <w:sz w:val="24"/>
           <w:szCs w:val="24"/>
         </w:rPr>
-        <w:t xml:space="preserve">Trường hợp Hợp Đồng Mua Bán bị vô hiệu theo quy định của pháp luật hoặc bị chấm dứt do vi phạm của Công Ty và/hoặc Khách Hàng hoặc trường hợp khác theo quy định của Hợp Đồng Mua Bán, Công Ty có trách nhiệm thông báo cho Ngân Hàng trong vòng 07 ngày làm việc kể từ ngày Hợp Đồng Mua Bán bị vô hiệu, chấm dứt. Trong trường hợp này, Công Ty  và Khách Hàng đồng ý rằng toàn bộ số tiền mà Khách Hàng được nhận lại/hoàn trả theo quy định tại Hợp Đồng Mua Bán khi Hợp Đồng Mua Bán bị vô hiệu hoặc chấm dứt, sau khi đã trừ đi toàn bộ các khoản tiền mà Khách Hàng phải thanh toán cho Công Ty theo quy định của Hợp Đồng Mua Bán và/hoặc quy định của pháp luật, sẽ được Công Ty chuyển vào tài khoản tại NGÂN HÀNG TMCP ĐẦU TƯ VÀ PHÁT TRIỂN VIỆT NAM , Tên đơn vị hưởng: NGÂN HÀNG TMCP ĐẦU TƯ VÀ PHÁT TRIỂN VIỆT NAM CHI NHÁNH TRÀNG TIỀN HÀ NỘI , tài khoản đơn vị hưởng số </w:t>
-      </w:r>
-      <w:r>
-        <w:rPr>
-          <w:sz w:val="25"/>
-          <w:szCs w:val="25"/>
-        </w:rPr>
-        <w:t xml:space="preserve">128.280701002 </w:t>
-      </w:r>
-      <w:r>
-        <w:rPr>
-          <w:sz w:val="24"/>
-          <w:szCs w:val="24"/>
-        </w:rPr>
-        <w:t>để Ngân Hàng thực hiện thu hồi nợ vay.</w:t>
+        <w:t>Trường hợp Hợp Đồng Mua Bán bị vô hiệu theo quy định của pháp luật hoặc bị chấm dứt do vi phạm của Công Ty và/hoặc Khách Hàng hoặc trường hợp khác theo quy định của Hợp Đồng Mua Bán, Công Ty có trách nhiệm thông báo cho Ngân Hàng trong vòng 07 ngày làm việc kể từ ngày Hợp Đồng Mua Bán bị vô hiệu, chấm dứt. Trong trường hợp này, Công Ty  và Khách Hàng đồng ý rằng toàn bộ số tiền mà Khách Hàng được nhận lại/hoàn trả theo quy định tại Hợp Đồng Mua Bán khi Hợp Đồng Mua Bán bị vô hiệu hoặc chấm dứt, sau khi đã trừ đi toàn bộ các khoản tiền mà Khách Hàng phải thanh toán cho Công Ty theo quy định của Hợp Đồng Mua Bán và/hoặc quy định của pháp luật, sẽ được Công Ty chuyển vào tài khoản tại NGÂN HÀNG TMCP ĐẦU TƯ VÀ PHÁT TRIỂN VIỆT NAM , Tên đơn vị hưởng: NGÂN HÀNG TMCP ĐẦU TƯ VÀ PHÁT TRIỂN VIỆT NAM CHI NHÁNH TRÀNG TIỀN HÀ NỘI , tài khoản đơn vị hưởng số 128.280701002 để Ngân Hàng thực hiện thu hồi nợ vay.</w:t>
       </w:r>
     </w:p>
     <w:p>
@@ -4006,26 +2569,12 @@
       </w:pPr>
       <w:r>
         <w:rPr>
-          <w:sz w:val="24"/>
-          <w:szCs w:val="24"/>
-        </w:rPr>
-        <w:t>Hoặc, Ngân Hàng hoặc một bên khác (do Ngân Hàng chỉ định/ủy quyền hoặc do Công Ty/Khách Hàng giới thiệu và được Ngân Hàng chấp thuận) trở thành bên mua mới tiếp tục thực hiện Hợp Đồng Mua Bán (“</w:t>
-      </w:r>
-      <w:r>
-        <w:rPr>
           <w:b/>
           <w:bCs/>
           <w:sz w:val="24"/>
           <w:szCs w:val="24"/>
         </w:rPr>
-        <w:t>Bên Nhận Chuyển Nhượng</w:t>
-      </w:r>
-      <w:r>
-        <w:rPr>
-          <w:sz w:val="24"/>
-          <w:szCs w:val="24"/>
-        </w:rPr>
-        <w:t>”) thì Công Ty đồng ý rằng:</w:t>
+        <w:t>Hoặc, Ngân Hàng hoặc một bên khác (do Ngân Hàng chỉ định/ủy quyền hoặc do Công Ty/Khách Hàng giới thiệu và được Ngân Hàng chấp thuận) trở thành bên mua mới tiếp tục thực hiện Hợp Đồng Mua Bán (“Bên Nhận Chuyển Nhượng”) thì Công Ty đồng ý rằng:</w:t>
       </w:r>
     </w:p>
     <w:p>
@@ -4105,13 +2654,6 @@
           <w:szCs w:val="24"/>
         </w:rPr>
       </w:pPr>
-      <w:r>
-        <w:rPr>
-          <w:sz w:val="24"/>
-          <w:szCs w:val="24"/>
-        </w:rPr>
-        <w:t>Để làm rõ</w:t>
-      </w:r>
       <w:r>
         <w:rPr>
           <w:b/>
@@ -4121,14 +2663,7 @@
           <w:sz w:val="24"/>
           <w:szCs w:val="24"/>
         </w:rPr>
-        <w:t xml:space="preserve">, </w:t>
-      </w:r>
-      <w:r>
-        <w:rPr>
-          <w:sz w:val="24"/>
-          <w:szCs w:val="24"/>
-        </w:rPr>
-        <w:t> khi Ngân Hàng lựa chọn một trong các hình thức xử lý Tài Sản Bảo Đảm để thu hồi nợ vay như nêu trên, Ngân Hàng sẽ trao đổi trước với Công Ty để Các Bên cùng thỏa thuận hình thức xử lý phù hợp vào thời điểm Ngân Hàng quyết định việc xử lý Tài Sản Bảo Đảm. Trong mọi trường hợp, Công Ty có thể đề nghị một hình thức xử lý Tài Sản Bảo Đảm khác để Ngân Hàng cân nhắc và lựa chọn trên cơ sở đảm bảo Ngân Hàng thu hồi nợ vay. Trong trường hợp này, Khách Hàng có nghĩa vụ tiếp tục thực hiện trả nợ các khoản tiền nợ gốc, lãi tiền vay, v.v…theo Hợp Đồng Cho Vay đã ký kết giữa Khách Hàng và Ngân Hàng nếu số tiền thu được từ việc xử lý Tài Sản Bảo Đảm không đủ để thanh toán hết các khoản nợ gốc, lãi tiền vay và các nghĩa vụ tài chính khác theo Hợp Đồng Cho Vay.</w:t>
+        <w:t>Để làm rõ,  khi Ngân Hàng lựa chọn một trong các hình thức xử lý Tài Sản Bảo Đảm để thu hồi nợ vay như nêu trên, Ngân Hàng sẽ trao đổi trước với Công Ty để Các Bên cùng thỏa thuận hình thức xử lý phù hợp vào thời điểm Ngân Hàng quyết định việc xử lý Tài Sản Bảo Đảm. Trong mọi trường hợp, Công Ty có thể đề nghị một hình thức xử lý Tài Sản Bảo Đảm khác để Ngân Hàng cân nhắc và lựa chọn trên cơ sở đảm bảo Ngân Hàng thu hồi nợ vay. Trong trường hợp này, Khách Hàng có nghĩa vụ tiếp tục thực hiện trả nợ các khoản tiền nợ gốc, lãi tiền vay, v.v…theo Hợp Đồng Cho Vay đã ký kết giữa Khách Hàng và Ngân Hàng nếu số tiền thu được từ việc xử lý Tài Sản Bảo Đảm không đủ để thanh toán hết các khoản nợ gốc, lãi tiền vay và các nghĩa vụ tài chính khác theo Hợp Đồng Cho Vay.</w:t>
       </w:r>
     </w:p>
     <w:p>
@@ -4196,21 +2731,7 @@
           <w:sz w:val="24"/>
           <w:szCs w:val="24"/>
         </w:rPr>
-        <w:t xml:space="preserve">Trong các trường hợp quy định tại Khoản 4.1, Khoản 4.2 Điều 4 này, Công Ty có trách nhiệm thông báo bằng văn bản (hoặc bằng hình thức khác như email, v.v…được Công Ty và Ngân Hàng xác nhận đồng ý tùy từng thời điểm) </w:t>
-      </w:r>
-      <w:r>
-        <w:rPr>
-          <w:sz w:val="16"/>
-          <w:szCs w:val="16"/>
-        </w:rPr>
-        <w:t xml:space="preserve"> </w:t>
-      </w:r>
-      <w:r>
-        <w:rPr>
-          <w:sz w:val="24"/>
-          <w:szCs w:val="24"/>
-        </w:rPr>
-        <w:t xml:space="preserve">cho Ngân Hàng trước ít nhất 07 ngày tính đến ngày Công Ty thực hiện việc chuyển tiền và thực hiện việc chuyển tiền theo thời hạn quy định tại Hợp Đồng Mua Bán nhưng không vượt quá 30 ngày kể từ ngày Công Ty thông báo về việc Dự án bị thu hồi, giải tỏa hoặc Hợp Đồng Mua Bán bị vô hiệu, chấm dứt. </w:t>
+        <w:t xml:space="preserve">Trong các trường hợp quy định tại Khoản 4.1, Khoản 4.2 Điều 4 này, Công Ty có trách nhiệm thông báo bằng văn bản (hoặc bằng hình thức khác như email, v.v…được Công Ty và Ngân Hàng xác nhận đồng ý tùy từng thời điểm)  cho Ngân Hàng trước ít nhất 07 ngày tính đến ngày Công Ty thực hiện việc chuyển tiền và thực hiện việc chuyển tiền theo thời hạn quy định tại Hợp Đồng Mua Bán nhưng không vượt quá 30 ngày kể từ ngày Công Ty thông báo về việc Dự án bị thu hồi, giải tỏa hoặc Hợp Đồng Mua Bán bị vô hiệu, chấm dứt. </w:t>
       </w:r>
     </w:p>
     <w:p>
